--- a/Quanta, Actually - SERIES/QED Course/chapters/Lesson 12 Schrödinger Equation.docx
+++ b/Quanta, Actually - SERIES/QED Course/chapters/Lesson 12 Schrödinger Equation.docx
@@ -17,7 +17,7 @@
         <w:jc w:val="center"/>
       </w:pPr>
       <w:r>
-        <w:t>Lesson 12 of the Complete Quantum Electrodynamics Course</w:t>
+        <w:t>Lesson 12 of Quantum, Actually, Volume 2: A QED Course</w:t>
       </w:r>
     </w:p>
     <w:p>
@@ -95,7 +95,16 @@
         <w:pStyle w:val="ListBullet"/>
       </w:pPr>
       <w:r>
-        <w:t>Derive the time-dependent Schrödinger equation from linearity, the correspondence E → iℏ∂_t, and the classical energy relation.</w:t>
+        <w:t>Derive the time-dependent Schrödinger equation from linearity, the correspondence E → iℏ∂</w:t>
+      </w:r>
+      <w:r>
+        <w:rPr>
+          <w:vertAlign w:val="subscript"/>
+        </w:rPr>
+        <w:t>t</w:t>
+      </w:r>
+      <w:r>
+        <w:t>, and the classical energy relation.</w:t>
       </w:r>
     </w:p>
     <w:p>
@@ -127,7 +136,16 @@
         <w:pStyle w:val="ListBullet"/>
       </w:pPr>
       <w:r>
-        <w:t>State and use the time-evolution operator U(t) = e^(−iHt/ℏ) and explain its unitarity.</w:t>
+        <w:t>State and use the time-evolution operator U(t) = e</w:t>
+      </w:r>
+      <w:r>
+        <w:rPr>
+          <w:vertAlign w:val="superscript"/>
+        </w:rPr>
+        <w:t>−iHt/ℏ</w:t>
+      </w:r>
+      <w:r>
+        <w:t xml:space="preserve"> and explain its unitarity.</w:t>
       </w:r>
     </w:p>
     <w:p>
@@ -364,7 +382,13 @@
           </w:tcPr>
           <w:p>
             <w:r>
-              <w:t>Time-evolution operator e^(−iĤt/ℏ)</w:t>
+              <w:t>Time-evolution operator e</w:t>
+            </w:r>
+            <w:r>
+              <w:rPr>
+                <w:vertAlign w:val="superscript"/>
+              </w:rPr>
+              <w:t>−iĤt/ℏ</w:t>
             </w:r>
           </w:p>
         </w:tc>
@@ -494,7 +518,25 @@
           </w:tcPr>
           <w:p>
             <w:r>
-              <w:t>ψ_H, A_H(t)</w:t>
+              <w:t>ψ</w:t>
+            </w:r>
+            <w:r>
+              <w:rPr>
+                <w:vertAlign w:val="subscript"/>
+              </w:rPr>
+              <w:t>H</w:t>
+            </w:r>
+            <w:r>
+              <w:t>, A</w:t>
+            </w:r>
+            <w:r>
+              <w:rPr>
+                <w:vertAlign w:val="subscript"/>
+              </w:rPr>
+              <w:t>H</w:t>
+            </w:r>
+            <w:r>
+              <w:t>(t)</w:t>
             </w:r>
           </w:p>
         </w:tc>
@@ -518,6 +560,76 @@
         </w:tc>
       </w:tr>
     </w:tbl>
+    <w:tbl>
+      <w:tblPr>
+        <w:tblW w:type="auto" w:w="0"/>
+        <w:jc w:val="center"/>
+        <w:tblLayout w:type="fixed"/>
+        <w:tblLook w:firstColumn="1" w:firstRow="1" w:lastColumn="0" w:lastRow="0" w:noHBand="0" w:noVBand="1" w:val="04A0"/>
+        <w:tblBorders>
+          <w:top w:val="single" w:sz="8" w:color="7FA7CF"/>
+          <w:left w:val="single" w:sz="8" w:color="7FA7CF"/>
+          <w:bottom w:val="single" w:sz="8" w:color="7FA7CF"/>
+          <w:right w:val="single" w:sz="8" w:color="7FA7CF"/>
+        </w:tblBorders>
+      </w:tblPr>
+      <w:tblGrid>
+        <w:gridCol w:w="9392"/>
+      </w:tblGrid>
+      <w:tr>
+        <w:tc>
+          <w:tcPr>
+            <w:tcW w:type="dxa" w:w="9392"/>
+            <w:shd w:fill="F3F7FB"/>
+            <w:tcMar>
+              <w:top w:w="140" w:type="dxa"/>
+              <w:start w:w="140" w:type="dxa"/>
+              <w:bottom w:w="140" w:type="dxa"/>
+              <w:end w:w="140" w:type="dxa"/>
+            </w:tcMar>
+          </w:tcPr>
+          <w:p>
+            <w:r>
+              <w:rPr>
+                <w:b/>
+                <w:color w:val="1F4E78"/>
+              </w:rPr>
+              <w:t>First pass: the result before the derivation</w:t>
+            </w:r>
+          </w:p>
+          <w:p>
+            <w:pPr>
+              <w:spacing w:after="60"/>
+            </w:pPr>
+            <w:r>
+              <w:t>The state changes in time by iℏ ∂ψ/∂t = Ĥψ. A state of definite energy just turns its arrow, ψ(t) = φ e</w:t>
+            </w:r>
+            <w:r>
+              <w:rPr>
+                <w:vertAlign w:val="superscript"/>
+              </w:rPr>
+              <w:t>−iEt/ℏ</w:t>
+            </w:r>
+            <w:r>
+              <w:t>, so its probabilities do not change; superpositions of different energies change in time.</w:t>
+            </w:r>
+          </w:p>
+          <w:p>
+            <w:pPr>
+              <w:spacing w:after="60"/>
+            </w:pPr>
+            <w:r>
+              <w:t>This is the stopwatch of Prologue 1, now with the turning rate set by energy.</w:t>
+            </w:r>
+          </w:p>
+        </w:tc>
+      </w:tr>
+    </w:tbl>
+    <w:p>
+      <w:pPr>
+        <w:spacing w:after="80"/>
+      </w:pPr>
+    </w:p>
     <w:p>
       <w:pPr>
         <w:pStyle w:val="Heading2"/>
@@ -549,7 +661,43 @@
     </w:p>
     <w:p>
       <w:r>
-        <w:t>Following the covariant identification p^μ → i∂^μ of Lesson 4, restricted to its time component with the sign convention E = iℏ∂_t (matching the plane wave e^(−iEt/ℏ + ip·x/ℏ) carrying positive energy), and the spatial rule p → −iℏ∇ of Lesson 11,</w:t>
+        <w:t>Following the covariant identification p</w:t>
+      </w:r>
+      <w:r>
+        <w:rPr>
+          <w:vertAlign w:val="superscript"/>
+        </w:rPr>
+        <w:t>μ</w:t>
+      </w:r>
+      <w:r>
+        <w:t xml:space="preserve"> → i∂</w:t>
+      </w:r>
+      <w:r>
+        <w:rPr>
+          <w:vertAlign w:val="superscript"/>
+        </w:rPr>
+        <w:t>μ</w:t>
+      </w:r>
+      <w:r>
+        <w:t xml:space="preserve"> of Lesson 4, restricted to its time component with the sign convention E = iℏ∂</w:t>
+      </w:r>
+      <w:r>
+        <w:rPr>
+          <w:vertAlign w:val="subscript"/>
+        </w:rPr>
+        <w:t>t</w:t>
+      </w:r>
+      <w:r>
+        <w:t xml:space="preserve"> (matching the plane wave e</w:t>
+      </w:r>
+      <w:r>
+        <w:rPr>
+          <w:vertAlign w:val="superscript"/>
+        </w:rPr>
+        <w:t>−iEt/ℏ + ip·x/ℏ</w:t>
+      </w:r>
+      <w:r>
+        <w:t xml:space="preserve"> carrying positive energy), and the spatial rule p → −iℏ∇ of Lesson 11,</w:t>
       </w:r>
     </w:p>
     <w:p>
@@ -732,7 +880,16 @@
     </w:p>
     <w:p>
       <w:r>
-        <w:t>Verify that a free-particle plane wave ψ = A e^(i(kx−ωt)) solves the free Schrödinger equation (V = 0) exactly when ℏω = ℏ²k²/2m. Substituting, iℏ(−iω)ψ = ℏωψ on the left, and −ℏ²/2m (ik)²ψ = ℏ²k²/2m ψ on the right. Equality holds exactly for ℏω = ℏ²k²/2m, which is E = p²/2m with E = ℏω and p = ℏk: the correspondence rule of Section 1.2, run in reverse, is what determined this dispersion relation in the first place.</w:t>
+        <w:t>Verify that a free-particle plane wave ψ = A e</w:t>
+      </w:r>
+      <w:r>
+        <w:rPr>
+          <w:vertAlign w:val="superscript"/>
+        </w:rPr>
+        <w:t>i(kx−ωt)</w:t>
+      </w:r>
+      <w:r>
+        <w:t xml:space="preserve"> solves the free Schrödinger equation (V = 0) exactly when ℏω = ℏ²k²/2m. Substituting, iℏ(−iω)ψ = ℏωψ on the left, and −ℏ²/2m (ik)²ψ = ℏ²k²/2m ψ on the right. Equality holds exactly for ℏω = ℏ²k²/2m, which is E = p²/2m with E = ℏω and p = ℏk: the correspondence rule of Section 1.2, run in reverse, is what determined this dispersion relation in the first place.</w:t>
       </w:r>
     </w:p>
     <w:p>
@@ -820,7 +977,16 @@
     </w:p>
     <w:p>
       <w:r>
-        <w:t>where E is a separation constant, since the left side depends only on t and the right only on x. The time equation gives T(t) = e^(−iEt/ℏ), and the space equation is the time-independent Schrödinger equation, the eigenvalue equation for Ĥ.</w:t>
+        <w:t>where E is a separation constant, since the left side depends only on t and the right only on x. The time equation gives T(t) = e</w:t>
+      </w:r>
+      <w:r>
+        <w:rPr>
+          <w:vertAlign w:val="superscript"/>
+        </w:rPr>
+        <w:t>−iEt/ℏ</w:t>
+      </w:r>
+      <w:r>
+        <w:t>, and the space equation is the time-independent Schrödinger equation, the eigenvalue equation for Ĥ.</w:t>
       </w:r>
     </w:p>
     <w:p>
@@ -872,7 +1038,16 @@
     </w:p>
     <w:p>
       <w:r>
-        <w:t>A solution of this form, ψ(x, t) = φ(x) e^(−iEt/ℏ), is called a stationary state, with φ an energy eigenfunction.</w:t>
+        <w:t>A solution of this form, ψ(x, t) = φ(x) e</w:t>
+      </w:r>
+      <w:r>
+        <w:rPr>
+          <w:vertAlign w:val="superscript"/>
+        </w:rPr>
+        <w:t>−iEt/ℏ</w:t>
+      </w:r>
+      <w:r>
+        <w:t>, is called a stationary state, with φ an energy eigenfunction.</w:t>
       </w:r>
     </w:p>
     <w:p>
@@ -885,7 +1060,34 @@
     </w:p>
     <w:p>
       <w:r>
-        <w:t>In a stationary state, |ψ(x, t)|² = |φ(x)|²|e^(−iEt/ℏ)|² = |φ(x)|², independent of time: the probability density does not change. More generally, the expectation value of any operator A without explicit time dependence is constant in a stationary state, ⟨A⟩ = ∫φ*e^(iEt/ℏ)Aφe^(−iEt/ℏ)dx = ∫φ*Aφ dx, since the phases cancel. Only relative phases between different energy eigenstates in a superposition produce time-dependent probabilities, as Section 5 shows.</w:t>
+        <w:t>In a stationary state, |ψ(x, t)|² = |φ(x)|²|e</w:t>
+      </w:r>
+      <w:r>
+        <w:rPr>
+          <w:vertAlign w:val="superscript"/>
+        </w:rPr>
+        <w:t>−iEt/ℏ</w:t>
+      </w:r>
+      <w:r>
+        <w:t>|² = |φ(x)|², independent of time: the probability density does not change. More generally, the expectation value of any operator A without explicit time dependence is constant in a stationary state, ⟨A⟩ = ∫φ*e</w:t>
+      </w:r>
+      <w:r>
+        <w:rPr>
+          <w:vertAlign w:val="superscript"/>
+        </w:rPr>
+        <w:t>iEt/ℏ</w:t>
+      </w:r>
+      <w:r>
+        <w:t>Aφe</w:t>
+      </w:r>
+      <w:r>
+        <w:rPr>
+          <w:vertAlign w:val="superscript"/>
+        </w:rPr>
+        <w:t>−iEt/ℏ</w:t>
+      </w:r>
+      <w:r>
+        <w:t>dx = ∫φ*Aφ dx, since the phases cancel. Only relative phases between different energy eigenstates in a superposition produce time-dependent probabilities, as Section 5 shows.</w:t>
       </w:r>
     </w:p>
     <w:p>
@@ -920,7 +1122,16 @@
     </w:p>
     <w:p>
       <w:r>
-        <w:t>The free-particle energy eigenfunctions e^(ikx) are not normalizable, as noted in Lesson 11; a physically realizable state is a superposition, a wave packet, built by the Fourier methods of Lesson 2.</w:t>
+        <w:t>The free-particle energy eigenfunctions e</w:t>
+      </w:r>
+      <w:r>
+        <w:rPr>
+          <w:vertAlign w:val="superscript"/>
+        </w:rPr>
+        <w:t>ikx</w:t>
+      </w:r>
+      <w:r>
+        <w:t xml:space="preserve"> are not normalizable, as noted in Lesson 11; a physically realizable state is a superposition, a wave packet, built by the Fourier methods of Lesson 2.</w:t>
       </w:r>
     </w:p>
     <w:p>
@@ -1065,7 +1276,16 @@
     </w:p>
     <w:p>
       <w:r>
-        <w:t>Each Fourier component evolves with its own phase e^(−iω(k)t), and since ω(k) is not linear in k, the packet does not simply translate; it spreads. This is the direct quantum-mechanical instance of Lesson 2's remark that a first-order-in-time wave equation, unlike the second-order wave equation, need not preserve shape.</w:t>
+        <w:t>Each Fourier component evolves with its own phase e</w:t>
+      </w:r>
+      <w:r>
+        <w:rPr>
+          <w:vertAlign w:val="superscript"/>
+        </w:rPr>
+        <w:t>−iω(k)t</w:t>
+      </w:r>
+      <w:r>
+        <w:t>, and since ω(k) is not linear in k, the packet does not simply translate; it spreads. This is the direct quantum-mechanical instance of Lesson 2's remark that a first-order-in-time wave equation, unlike the second-order wave equation, need not preserve shape.</w:t>
       </w:r>
     </w:p>
     <w:p>
@@ -1092,7 +1312,43 @@
     </w:p>
     <w:p>
       <w:r>
-        <w:t>A Gaussian wave packet ψ(x, 0) = (πa²)^(−1/4)e^(ik₀x)e^(−x²/2a²), the state of Worked example 4 in Lesson 11 with an added carrier wave, has Fourier transform (Lesson 2's Worked example 6, shifted) φ̃(k) ∝ e^(−a²(k−k₀)²/2). Evolving each component and reassembling the packet (a standard but lengthy Gaussian integral, deferred to Lesson 13's exercises once the momentum-space picture is established) gives a packet moving at velocity ℏk₀/m whose width grows as a(t) = a√(1 + (ℏt/ma²)²): the spreading time scale is ma²/ℏ, long for a macroscopic object and extremely short for an electron confined to atomic dimensions, which is one reason atomic electrons must be described by stationary states rather than classical trajectories.</w:t>
+        <w:t>A Gaussian wave packet ψ(x, 0) = (πa²)</w:t>
+      </w:r>
+      <w:r>
+        <w:rPr>
+          <w:vertAlign w:val="superscript"/>
+        </w:rPr>
+        <w:t>−1/4</w:t>
+      </w:r>
+      <w:r>
+        <w:t>e</w:t>
+      </w:r>
+      <w:r>
+        <w:rPr>
+          <w:vertAlign w:val="superscript"/>
+        </w:rPr>
+        <w:t>ik₀x</w:t>
+      </w:r>
+      <w:r>
+        <w:t>e</w:t>
+      </w:r>
+      <w:r>
+        <w:rPr>
+          <w:vertAlign w:val="superscript"/>
+        </w:rPr>
+        <w:t>−x²/2a²</w:t>
+      </w:r>
+      <w:r>
+        <w:t>, the state of Worked example 4 in Lesson 11 with an added carrier wave, has Fourier transform (Lesson 2's Worked example 6, shifted) φ̃(k) ∝ e</w:t>
+      </w:r>
+      <w:r>
+        <w:rPr>
+          <w:vertAlign w:val="superscript"/>
+        </w:rPr>
+        <w:t>−a²(k−k₀)²/2</w:t>
+      </w:r>
+      <w:r>
+        <w:t>. Evolving each component and reassembling the packet (a standard but lengthy Gaussian integral, deferred to Lesson 13's exercises once the momentum-space picture is established) gives a packet moving at velocity ℏk₀/m whose width grows as a(t) = a√(1 + (ℏt/ma²)²): the spreading time scale is ma²/ℏ, long for a macroscopic object and extremely short for an electron confined to atomic dimensions, which is one reason atomic electrons must be described by stationary states rather than classical trajectories.</w:t>
       </w:r>
     </w:p>
     <w:p>
@@ -1602,7 +1858,16 @@
     </w:p>
     <w:p>
       <w:r>
-        <w:t>Because the Schrödinger equation is linear and each φₙ(x)e^(−iEₙt/ℏ) is a stationary-state solution, the full time evolution follows by superposition.</w:t>
+        <w:t>Because the Schrödinger equation is linear and each φₙ(x)e</w:t>
+      </w:r>
+      <w:r>
+        <w:rPr>
+          <w:vertAlign w:val="superscript"/>
+        </w:rPr>
+        <w:t>−iEₙt/ℏ</w:t>
+      </w:r>
+      <w:r>
+        <w:t xml:space="preserve"> is a stationary-state solution, the full time evolution follows by superposition.</w:t>
       </w:r>
     </w:p>
     <w:p>
@@ -1700,7 +1965,25 @@
     </w:p>
     <w:p>
       <w:r>
-        <w:t>Define U(t) = e^(−iĤt/ℏ), understood as a power series in Ĥ or, equivalently in the eigenbasis, as the operator with U(t)φₙ = e^(−iEₙt/ℏ)φₙ. Then ψ(t) = U(t)ψ(0) for any initial state, and U(t) is unitary, U†(t)U(t) = I, since Ĥ is Hermitian, exactly the condition of Lesson 1's Section 6.3. Unitarity of U(t) is what guarantees that ⟨ψ(t)|ψ(t)⟩ = ⟨ψ(0)|U†(t)U(t)|ψ(0)⟩ = ⟨ψ(0)|ψ(0)⟩ = 1 for all t: probability is conserved for all time, the quantum-mechanical counterpart of Liouville's theorem in Lesson 6.</w:t>
+        <w:t>Define U(t) = e</w:t>
+      </w:r>
+      <w:r>
+        <w:rPr>
+          <w:vertAlign w:val="superscript"/>
+        </w:rPr>
+        <w:t>−iĤt/ℏ</w:t>
+      </w:r>
+      <w:r>
+        <w:t>, understood as a power series in Ĥ or, equivalently in the eigenbasis, as the operator with U(t)φₙ = e</w:t>
+      </w:r>
+      <w:r>
+        <w:rPr>
+          <w:vertAlign w:val="superscript"/>
+        </w:rPr>
+        <w:t>−iEₙt/ℏ</w:t>
+      </w:r>
+      <w:r>
+        <w:t>φₙ. Then ψ(t) = U(t)ψ(0) for any initial state, and U(t) is unitary, U†(t)U(t) = I, since Ĥ is Hermitian, exactly the condition of Lesson 1's Section 6.3. Unitarity of U(t) is what guarantees that ⟨ψ(t)|ψ(t)⟩ = ⟨ψ(0)|U†(t)U(t)|ψ(0)⟩ = ⟨ψ(0)|ψ(0)⟩ = 1 for all t: probability is conserved for all time, the quantum-mechanical counterpart of Liouville's theorem in Lesson 6.</w:t>
       </w:r>
     </w:p>
     <w:p>
@@ -1714,7 +1997,52 @@
     </w:p>
     <w:p>
       <w:r>
-        <w:t>Show that U(t) is unitary directly from Ĥ† = Ĥ. U†(t) = (e^(−iĤt/ℏ))† = e^(+iĤ†t/ℏ) = e^(+iĤt/ℏ) = U(−t) = U(t)⁻¹, using that Ĥ and its powers are Hermitian and that e^(iĤt/ℏ) and e^(−iĤt/ℏ) are mutually inverse power series. Hence U†(t)U(t) = U(t)⁻¹U(t) = I.</w:t>
+        <w:t>Show that U(t) is unitary directly from Ĥ† = Ĥ. U†(t) = (e</w:t>
+      </w:r>
+      <w:r>
+        <w:rPr>
+          <w:vertAlign w:val="superscript"/>
+        </w:rPr>
+        <w:t>−iĤt/ℏ</w:t>
+      </w:r>
+      <w:r>
+        <w:t>)† = e</w:t>
+      </w:r>
+      <w:r>
+        <w:rPr>
+          <w:vertAlign w:val="superscript"/>
+        </w:rPr>
+        <w:t>+iĤ†t/ℏ</w:t>
+      </w:r>
+      <w:r>
+        <w:t xml:space="preserve"> = e</w:t>
+      </w:r>
+      <w:r>
+        <w:rPr>
+          <w:vertAlign w:val="superscript"/>
+        </w:rPr>
+        <w:t>+iĤt/ℏ</w:t>
+      </w:r>
+      <w:r>
+        <w:t xml:space="preserve"> = U(−t) = U(t)⁻¹, using that Ĥ and its powers are Hermitian and that e</w:t>
+      </w:r>
+      <w:r>
+        <w:rPr>
+          <w:vertAlign w:val="superscript"/>
+        </w:rPr>
+        <w:t>iĤt/ℏ</w:t>
+      </w:r>
+      <w:r>
+        <w:t xml:space="preserve"> and e</w:t>
+      </w:r>
+      <w:r>
+        <w:rPr>
+          <w:vertAlign w:val="superscript"/>
+        </w:rPr>
+        <w:t>−iĤt/ℏ</w:t>
+      </w:r>
+      <w:r>
+        <w:t xml:space="preserve"> are mutually inverse power series. Hence U†(t)U(t) = U(t)⁻¹U(t) = I.</w:t>
       </w:r>
     </w:p>
     <w:p>
@@ -1728,7 +2056,34 @@
     </w:p>
     <w:p>
       <w:r>
-        <w:t>A two-level system with energies E₁ and E₂ starts in ψ(0) = (|1⟩+|2⟩)/√2. Then ψ(t) = (e^(−iE₁t/ℏ)|1⟩ + e^(−iE₂t/ℏ)|2⟩)/√2. If A distinguishes the two states with eigenvalues +1 and −1, ⟨A⟩(t) = Re[e^(i(E₁−E₂)t/ℏ)] = cos[(E₁−E₂)t/ℏ]: the expectation value oscillates at the frequency set by the energy difference, the simplest example of the quantum beats that appear whenever a superposition of distinct energies is prepared.</w:t>
+        <w:t>A two-level system with energies E₁ and E₂ starts in ψ(0) = (|1⟩+|2⟩)/√2. Then ψ(t) = (e</w:t>
+      </w:r>
+      <w:r>
+        <w:rPr>
+          <w:vertAlign w:val="superscript"/>
+        </w:rPr>
+        <w:t>−iE₁t/ℏ</w:t>
+      </w:r>
+      <w:r>
+        <w:t>|1⟩ + e</w:t>
+      </w:r>
+      <w:r>
+        <w:rPr>
+          <w:vertAlign w:val="superscript"/>
+        </w:rPr>
+        <w:t>−iE₂t/ℏ</w:t>
+      </w:r>
+      <w:r>
+        <w:t>|2⟩)/√2. If A distinguishes the two states with eigenvalues +1 and −1, ⟨A⟩(t) = Re[e</w:t>
+      </w:r>
+      <w:r>
+        <w:rPr>
+          <w:vertAlign w:val="superscript"/>
+        </w:rPr>
+        <w:t>i(E₁−E₂)t/ℏ</w:t>
+      </w:r>
+      <w:r>
+        <w:t>] = cos[(E₁−E₂)t/ℏ]: the expectation value oscillates at the frequency set by the energy difference, the simplest example of the quantum beats that appear whenever a superposition of distinct energies is prepared.</w:t>
       </w:r>
     </w:p>
     <w:p>
@@ -1847,7 +2202,34 @@
     </w:p>
     <w:p>
       <w:r>
-        <w:t>Expectation values agree in both pictures: ⟨ψ(t)|A|ψ(t)⟩ = ⟨ψ(0)|U†(t)AU(t)|ψ(0)⟩ = ⟨ψ_H|A_H(t)|ψ_H⟩, since the U(t) and U†(t) simply move from acting on the state to acting on the operator, with no physical content lost.</w:t>
+        <w:t>Expectation values agree in both pictures: ⟨ψ(t)|A|ψ(t)⟩ = ⟨ψ(0)|U†(t)AU(t)|ψ(0)⟩ = ⟨ψ</w:t>
+      </w:r>
+      <w:r>
+        <w:rPr>
+          <w:vertAlign w:val="subscript"/>
+        </w:rPr>
+        <w:t>H</w:t>
+      </w:r>
+      <w:r>
+        <w:t>|A</w:t>
+      </w:r>
+      <w:r>
+        <w:rPr>
+          <w:vertAlign w:val="subscript"/>
+        </w:rPr>
+        <w:t>H</w:t>
+      </w:r>
+      <w:r>
+        <w:t>(t)|ψ</w:t>
+      </w:r>
+      <w:r>
+        <w:rPr>
+          <w:vertAlign w:val="subscript"/>
+        </w:rPr>
+        <w:t>H</w:t>
+      </w:r>
+      <w:r>
+        <w:t>⟩, since the U(t) and U†(t) simply move from acting on the state to acting on the operator, with no physical content lost.</w:t>
       </w:r>
     </w:p>
     <w:p>
@@ -1860,7 +2242,16 @@
     </w:p>
     <w:p>
       <w:r>
-        <w:t>Differentiating A_H(t) with respect to t,</w:t>
+        <w:t>Differentiating A</w:t>
+      </w:r>
+      <w:r>
+        <w:rPr>
+          <w:vertAlign w:val="subscript"/>
+        </w:rPr>
+        <w:t>H</w:t>
+      </w:r>
+      <w:r>
+        <w:t>(t) with respect to t,</w:t>
       </w:r>
     </w:p>
     <w:p>
@@ -1995,7 +2386,79 @@
     </w:p>
     <w:p>
       <w:r>
-        <w:t>Find x̂_H(t) and p̂_H(t) for the free particle. From the Heisenberg equation, dp̂_H/dt = (i/ℏ)[Ĥ, p̂_H] = 0 (since [p̂², p̂] = 0), so p̂_H(t) = p̂(0), constant, matching Worked example 6 of Lesson 11. Then dx̂_H/dt = (i/ℏ)[p̂²/2m, x̂_H] = p̂(0)/m (using the commutator computed in Exercise 5 of Lesson 11, adapted), giving x̂_H(t) = x̂(0) + p̂(0)t/m, the operator version of the classical free-particle trajectory, with x̂(0) and p̂(0) retaining their noncommuting, operator character at every time.</w:t>
+        <w:t>Find x̂</w:t>
+      </w:r>
+      <w:r>
+        <w:rPr>
+          <w:vertAlign w:val="subscript"/>
+        </w:rPr>
+        <w:t>H</w:t>
+      </w:r>
+      <w:r>
+        <w:t>(t) and p̂</w:t>
+      </w:r>
+      <w:r>
+        <w:rPr>
+          <w:vertAlign w:val="subscript"/>
+        </w:rPr>
+        <w:t>H</w:t>
+      </w:r>
+      <w:r>
+        <w:t>(t) for the free particle. From the Heisenberg equation, dp̂</w:t>
+      </w:r>
+      <w:r>
+        <w:rPr>
+          <w:vertAlign w:val="subscript"/>
+        </w:rPr>
+        <w:t>H</w:t>
+      </w:r>
+      <w:r>
+        <w:t>/dt = (i/ℏ)[Ĥ, p̂</w:t>
+      </w:r>
+      <w:r>
+        <w:rPr>
+          <w:vertAlign w:val="subscript"/>
+        </w:rPr>
+        <w:t>H</w:t>
+      </w:r>
+      <w:r>
+        <w:t>] = 0 (since [p̂², p̂] = 0), so p̂</w:t>
+      </w:r>
+      <w:r>
+        <w:rPr>
+          <w:vertAlign w:val="subscript"/>
+        </w:rPr>
+        <w:t>H</w:t>
+      </w:r>
+      <w:r>
+        <w:t>(t) = p̂(0), constant, matching Worked example 6 of Lesson 11. Then dx̂</w:t>
+      </w:r>
+      <w:r>
+        <w:rPr>
+          <w:vertAlign w:val="subscript"/>
+        </w:rPr>
+        <w:t>H</w:t>
+      </w:r>
+      <w:r>
+        <w:t>/dt = (i/ℏ)[p̂²/2m, x̂</w:t>
+      </w:r>
+      <w:r>
+        <w:rPr>
+          <w:vertAlign w:val="subscript"/>
+        </w:rPr>
+        <w:t>H</w:t>
+      </w:r>
+      <w:r>
+        <w:t>] = p̂(0)/m (using the commutator computed in Exercise 5 of Lesson 11, adapted), giving x̂</w:t>
+      </w:r>
+      <w:r>
+        <w:rPr>
+          <w:vertAlign w:val="subscript"/>
+        </w:rPr>
+        <w:t>H</w:t>
+      </w:r>
+      <w:r>
+        <w:t>(t) = x̂(0) + p̂(0)t/m, the operator version of the classical free-particle trajectory, with x̂(0) and p̂(0) retaining their noncommuting, operator character at every time.</w:t>
       </w:r>
     </w:p>
     <w:p>
@@ -2043,7 +2506,25 @@
     </w:p>
     <w:p>
       <w:r>
-        <w:t>Show that the free Schrödinger equation is not invariant under the Lorentz transformation of Lesson 4 by checking dimensions of derivatives. The equation has one time derivative and two space derivatives acting on ψ. Under a boost, ∂_t and ∂ₓ mix into each other (Lesson 4, Exercise 4, applied to the coordinates rather than the gradient, or directly from t′ = γ(t−vx) and x′ = γ(x−vt)), so an equation with unequal numbers of each type of derivative cannot map into an equation of the same form in the primed frame; the Klein–Gordon operator □ = ∂_t² − ∇², with equal numbers of each, is designed specifically to avoid this asymmetry.</w:t>
+        <w:t>Show that the free Schrödinger equation is not invariant under the Lorentz transformation of Lesson 4 by checking dimensions of derivatives. The equation has one time derivative and two space derivatives acting on ψ. Under a boost, ∂</w:t>
+      </w:r>
+      <w:r>
+        <w:rPr>
+          <w:vertAlign w:val="subscript"/>
+        </w:rPr>
+        <w:t>t</w:t>
+      </w:r>
+      <w:r>
+        <w:t xml:space="preserve"> and ∂ₓ mix into each other (Lesson 4, Exercise 4, applied to the coordinates rather than the gradient, or directly from t′ = γ(t−vx) and x′ = γ(x−vt)), so an equation with unequal numbers of each type of derivative cannot map into an equation of the same form in the primed frame; the Klein–Gordon operator □ = ∂</w:t>
+      </w:r>
+      <w:r>
+        <w:rPr>
+          <w:vertAlign w:val="subscript"/>
+        </w:rPr>
+        <w:t>t</w:t>
+      </w:r>
+      <w:r>
+        <w:t>² − ∇², with equal numbers of each, is designed specifically to avoid this asymmetry.</w:t>
       </w:r>
     </w:p>
     <w:p>
@@ -2127,7 +2608,16 @@
           </w:tcPr>
           <w:p>
             <w:r>
-              <w:t>iℏ∂_tψ = Ĥψ</w:t>
+              <w:t>iℏ∂</w:t>
+            </w:r>
+            <w:r>
+              <w:rPr>
+                <w:vertAlign w:val="subscript"/>
+              </w:rPr>
+              <w:t>t</w:t>
+            </w:r>
+            <w:r>
+              <w:t>ψ = Ĥψ</w:t>
             </w:r>
           </w:p>
         </w:tc>
@@ -2275,7 +2765,13 @@
           </w:tcPr>
           <w:p>
             <w:r>
-              <w:t>Unitary evolution U(t) = e^(−iHt/ℏ)</w:t>
+              <w:t>Unitary evolution U(t) = e</w:t>
+            </w:r>
+            <w:r>
+              <w:rPr>
+                <w:vertAlign w:val="superscript"/>
+              </w:rPr>
+              <w:t>−iHt/ℏ</w:t>
             </w:r>
           </w:p>
         </w:tc>
@@ -2394,7 +2890,25 @@
         </w:numPr>
       </w:pPr>
       <w:r>
-        <w:t>The Schrödinger equation iℏ∂_tψ = Ĥψ follows from linearity and the operator correspondence E → iℏ∂_t, p → −iℏ∇ applied to the classical energy relation.</w:t>
+        <w:t>The Schrödinger equation iℏ∂</w:t>
+      </w:r>
+      <w:r>
+        <w:rPr>
+          <w:vertAlign w:val="subscript"/>
+        </w:rPr>
+        <w:t>t</w:t>
+      </w:r>
+      <w:r>
+        <w:t>ψ = Ĥψ follows from linearity and the operator correspondence E → iℏ∂</w:t>
+      </w:r>
+      <w:r>
+        <w:rPr>
+          <w:vertAlign w:val="subscript"/>
+        </w:rPr>
+        <w:t>t</w:t>
+      </w:r>
+      <w:r>
+        <w:t>, p → −iℏ∇ applied to the classical energy relation.</w:t>
       </w:r>
     </w:p>
     <w:p>
@@ -2406,7 +2920,16 @@
         </w:numPr>
       </w:pPr>
       <w:r>
-        <w:t>A stationary state φ(x)e^(−iEt/ℏ) has time-independent probability density and time-independent expectation values for time-independent operators.</w:t>
+        <w:t>A stationary state φ(x)e</w:t>
+      </w:r>
+      <w:r>
+        <w:rPr>
+          <w:vertAlign w:val="superscript"/>
+        </w:rPr>
+        <w:t>−iEt/ℏ</w:t>
+      </w:r>
+      <w:r>
+        <w:t xml:space="preserve"> has time-independent probability density and time-independent expectation values for time-independent operators.</w:t>
       </w:r>
     </w:p>
     <w:p>
@@ -2442,7 +2965,16 @@
         </w:numPr>
       </w:pPr>
       <w:r>
-        <w:t>Any initial state evolves as a superposition of stationary states with time-dependent relative phases; the unitary operator U(t) = e^(−iHt/ℏ) implements this evolution.</w:t>
+        <w:t>Any initial state evolves as a superposition of stationary states with time-dependent relative phases; the unitary operator U(t) = e</w:t>
+      </w:r>
+      <w:r>
+        <w:rPr>
+          <w:vertAlign w:val="superscript"/>
+        </w:rPr>
+        <w:t>−iHt/ℏ</w:t>
+      </w:r>
+      <w:r>
+        <w:t xml:space="preserve"> implements this evolution.</w:t>
       </w:r>
     </w:p>
     <w:p>
@@ -2454,7 +2986,25 @@
         </w:numPr>
       </w:pPr>
       <w:r>
-        <w:t>The Heisenberg picture moves time dependence to the operators, with dA_H/dt = (i/ℏ)[H, A_H], equivalent to the Schrödinger picture for all expectation values.</w:t>
+        <w:t>The Heisenberg picture moves time dependence to the operators, with dA</w:t>
+      </w:r>
+      <w:r>
+        <w:rPr>
+          <w:vertAlign w:val="subscript"/>
+        </w:rPr>
+        <w:t>H</w:t>
+      </w:r>
+      <w:r>
+        <w:t>/dt = (i/ℏ)[H, A</w:t>
+      </w:r>
+      <w:r>
+        <w:rPr>
+          <w:vertAlign w:val="subscript"/>
+        </w:rPr>
+        <w:t>H</w:t>
+      </w:r>
+      <w:r>
+        <w:t>], equivalent to the Schrödinger picture for all expectation values.</w:t>
       </w:r>
     </w:p>
     <w:p>
@@ -2579,7 +3129,31 @@
           </w:tcPr>
           <w:p>
             <w:r>
-              <w:t>Verify that ψ = A cos(kx)e^(−iωt) does not solve the free Schrödinger equation for any single ω, but that A cos(kx) e^(−iωt) can be written as a sum of two plane waves each of which does.</w:t>
+              <w:rPr>
+                <w:b/>
+              </w:rPr>
+              <w:t>Extension.</w:t>
+            </w:r>
+            <w:r>
+              <w:t xml:space="preserve"> Verify that ψ = A cos(kx)e</w:t>
+            </w:r>
+            <w:r>
+              <w:rPr>
+                <w:vertAlign w:val="superscript"/>
+              </w:rPr>
+              <w:t>−iωt</w:t>
+            </w:r>
+            <w:r>
+              <w:t xml:space="preserve"> does not solve the free Schrödinger equation for any single ω, but that A cos(kx) e</w:t>
+            </w:r>
+            <w:r>
+              <w:rPr>
+                <w:vertAlign w:val="superscript"/>
+              </w:rPr>
+              <w:t>−iωt</w:t>
+            </w:r>
+            <w:r>
+              <w:t xml:space="preserve"> can be written as a sum of two plane waves each of which does.</w:t>
             </w:r>
           </w:p>
         </w:tc>
@@ -2617,7 +3191,13 @@
           </w:tcPr>
           <w:p>
             <w:r>
-              <w:t>Solve the time-independent Schrödinger equation for a free particle confined to a ring of circumference L with periodic boundary conditions φ(x+L) = φ(x), and find the allowed energies.</w:t>
+              <w:rPr>
+                <w:b/>
+              </w:rPr>
+              <w:t>Core.</w:t>
+            </w:r>
+            <w:r>
+              <w:t xml:space="preserve"> Solve the time-independent Schrödinger equation for a free particle confined to a ring of circumference L with periodic boundary conditions φ(x+L) = φ(x), and find the allowed energies.</w:t>
             </w:r>
           </w:p>
         </w:tc>
@@ -2653,7 +3233,13 @@
           </w:tcPr>
           <w:p>
             <w:r>
-              <w:t>For the infinite well of Worked example 2, find the time-dependent wave function starting from ψ(x,0) = φ₁(x), and show |ψ(x,t)|² is independent of time.</w:t>
+              <w:rPr>
+                <w:b/>
+              </w:rPr>
+              <w:t>Core.</w:t>
+            </w:r>
+            <w:r>
+              <w:t xml:space="preserve"> For the infinite well of Worked example 2, find the time-dependent wave function starting from ψ(x,0) = φ₁(x), and show |ψ(x,t)|² is independent of time.</w:t>
             </w:r>
           </w:p>
         </w:tc>
@@ -2691,7 +3277,13 @@
           </w:tcPr>
           <w:p>
             <w:r>
-              <w:t>For the infinite well, find ψ(x,t) starting from ψ(x,0) = (φ₁(x)+φ₂(x))/√2, and compute ⟨x̂⟩(t), showing it oscillates.</w:t>
+              <w:rPr>
+                <w:b/>
+              </w:rPr>
+              <w:t>Extension.</w:t>
+            </w:r>
+            <w:r>
+              <w:t xml:space="preserve"> For the infinite well, find ψ(x,t) starting from ψ(x,0) = (φ₁(x)+φ₂(x))/√2, and compute ⟨x̂⟩(t), showing it oscillates.</w:t>
             </w:r>
           </w:p>
         </w:tc>
@@ -2727,7 +3319,13 @@
           </w:tcPr>
           <w:p>
             <w:r>
-              <w:t>Find the oscillation frequency in Exercise 4 in terms of L and m, and compare it with the classical period of a particle bouncing between the walls at the corresponding energy.</w:t>
+              <w:rPr>
+                <w:b/>
+              </w:rPr>
+              <w:t>Extension.</w:t>
+            </w:r>
+            <w:r>
+              <w:t xml:space="preserve"> Find the oscillation frequency in Exercise 4 in terms of L and m, and compare it with the classical period of a particle bouncing between the walls at the corresponding energy.</w:t>
             </w:r>
           </w:p>
         </w:tc>
@@ -2765,7 +3363,13 @@
           </w:tcPr>
           <w:p>
             <w:r>
-              <w:t>Show that a†|0⟩ is normalized, that is ‖a†|0⟩‖ = 1, using [a,a†] = 1 and a|0⟩ = 0.</w:t>
+              <w:rPr>
+                <w:b/>
+              </w:rPr>
+              <w:t>Core.</w:t>
+            </w:r>
+            <w:r>
+              <w:t xml:space="preserve"> Show that a†|0⟩ is normalized, that is ‖a†|0⟩‖ = 1, using [a,a†] = 1 and a|0⟩ = 0.</w:t>
             </w:r>
           </w:p>
         </w:tc>
@@ -2801,7 +3405,13 @@
           </w:tcPr>
           <w:p>
             <w:r>
-              <w:t>Compute ⟨n|p̂²|n⟩ for the oscillator, using p̂ = i√(mℏω₀/2)(a†−a), and verify that ⟨H⟩ₙ = ℏω₀(n+1/2).</w:t>
+              <w:rPr>
+                <w:b/>
+              </w:rPr>
+              <w:t>Extension.</w:t>
+            </w:r>
+            <w:r>
+              <w:t xml:space="preserve"> Compute ⟨n|p̂²|n⟩ for the oscillator, using p̂ = i√(mℏω₀/2)(a†−a), and verify that ⟨H⟩ₙ = ℏω₀(n+1/2).</w:t>
             </w:r>
           </w:p>
         </w:tc>
@@ -2839,7 +3449,13 @@
           </w:tcPr>
           <w:p>
             <w:r>
-              <w:t>Show that |n⟩ = (a†)ⁿ|0⟩/√(n!) is correctly normalized for n = 0, 1, 2 by explicit computation using [a,a†] = 1.</w:t>
+              <w:rPr>
+                <w:b/>
+              </w:rPr>
+              <w:t>Extension.</w:t>
+            </w:r>
+            <w:r>
+              <w:t xml:space="preserve"> Show that |n⟩ = (a†)ⁿ|0⟩/√(n!) is correctly normalized for n = 0, 1, 2 by explicit computation using [a,a†] = 1.</w:t>
             </w:r>
           </w:p>
         </w:tc>
@@ -2875,7 +3491,13 @@
           </w:tcPr>
           <w:p>
             <w:r>
-              <w:t>For the two-level system of Worked example 6, find the smallest time T &gt; 0 at which ⟨A⟩(T) returns to its initial value, and express T in terms of E₁ − E₂.</w:t>
+              <w:rPr>
+                <w:b/>
+              </w:rPr>
+              <w:t>Core.</w:t>
+            </w:r>
+            <w:r>
+              <w:t xml:space="preserve"> For the two-level system of Worked example 6, find the smallest time T &gt; 0 at which ⟨A⟩(T) returns to its initial value, and express T in terms of E₁ − E₂.</w:t>
             </w:r>
           </w:p>
         </w:tc>
@@ -2913,7 +3535,22 @@
           </w:tcPr>
           <w:p>
             <w:r>
-              <w:t>Show that U(t₁)U(t₂) = U(t₁+t₂) directly from the definition U(t) = e^(−iĤt/ℏ), and explain why this composition law is required physically.</w:t>
+              <w:rPr>
+                <w:b/>
+              </w:rPr>
+              <w:t>Extension.</w:t>
+            </w:r>
+            <w:r>
+              <w:t xml:space="preserve"> Show that U(t₁)U(t₂) = U(t₁+t₂) directly from the definition U(t) = e</w:t>
+            </w:r>
+            <w:r>
+              <w:rPr>
+                <w:vertAlign w:val="superscript"/>
+              </w:rPr>
+              <w:t>−iĤt/ℏ</w:t>
+            </w:r>
+            <w:r>
+              <w:t>, and explain why this composition law is required physically.</w:t>
             </w:r>
           </w:p>
         </w:tc>
@@ -2949,7 +3586,22 @@
           </w:tcPr>
           <w:p>
             <w:r>
-              <w:t>Verify by direct substitution that ψ(x,t) = φₙ(x)e^(−iEₙt/ℏ) satisfies the full time-dependent Schrödinger equation, given that φₙ satisfies the time-independent one.</w:t>
+              <w:rPr>
+                <w:b/>
+              </w:rPr>
+              <w:t>Core.</w:t>
+            </w:r>
+            <w:r>
+              <w:t xml:space="preserve"> Verify by direct substitution that ψ(x,t) = φₙ(x)e</w:t>
+            </w:r>
+            <w:r>
+              <w:rPr>
+                <w:vertAlign w:val="superscript"/>
+              </w:rPr>
+              <w:t>−iEₙt/ℏ</w:t>
+            </w:r>
+            <w:r>
+              <w:t xml:space="preserve"> satisfies the full time-dependent Schrödinger equation, given that φₙ satisfies the time-independent one.</w:t>
             </w:r>
           </w:p>
         </w:tc>
@@ -2987,7 +3639,49 @@
           </w:tcPr>
           <w:p>
             <w:r>
-              <w:t>In the Heisenberg picture, compute [x̂_H(t), p̂_H(t)] for the free particle using x̂_H(t) = x̂(0)+p̂(0)t/m and p̂_H(t) = p̂(0), and show it equals iℏ for all t.</w:t>
+              <w:rPr>
+                <w:b/>
+              </w:rPr>
+              <w:t>Core.</w:t>
+            </w:r>
+            <w:r>
+              <w:t xml:space="preserve"> In the Heisenberg picture, compute [x̂</w:t>
+            </w:r>
+            <w:r>
+              <w:rPr>
+                <w:vertAlign w:val="subscript"/>
+              </w:rPr>
+              <w:t>H</w:t>
+            </w:r>
+            <w:r>
+              <w:t>(t), p̂</w:t>
+            </w:r>
+            <w:r>
+              <w:rPr>
+                <w:vertAlign w:val="subscript"/>
+              </w:rPr>
+              <w:t>H</w:t>
+            </w:r>
+            <w:r>
+              <w:t>(t)] for the free particle using x̂</w:t>
+            </w:r>
+            <w:r>
+              <w:rPr>
+                <w:vertAlign w:val="subscript"/>
+              </w:rPr>
+              <w:t>H</w:t>
+            </w:r>
+            <w:r>
+              <w:t>(t) = x̂(0)+p̂(0)t/m and p̂</w:t>
+            </w:r>
+            <w:r>
+              <w:rPr>
+                <w:vertAlign w:val="subscript"/>
+              </w:rPr>
+              <w:t>H</w:t>
+            </w:r>
+            <w:r>
+              <w:t>(t) = p̂(0), and show it equals iℏ for all t.</w:t>
             </w:r>
           </w:p>
         </w:tc>
@@ -3023,7 +3717,13 @@
           </w:tcPr>
           <w:p>
             <w:r>
-              <w:t>Show that the Heisenberg equation of motion reduces to Hamilton's equations of Lesson 6 in the classical limit by replacing [·,·]/iℏ with {·,·} formally.</w:t>
+              <w:rPr>
+                <w:b/>
+              </w:rPr>
+              <w:t>Core.</w:t>
+            </w:r>
+            <w:r>
+              <w:t xml:space="preserve"> Show that the Heisenberg equation of motion reduces to Hamilton's equations of Lesson 6 in the classical limit by replacing [·,·]/iℏ with {·,·} formally.</w:t>
             </w:r>
           </w:p>
         </w:tc>
@@ -3061,7 +3761,58 @@
           </w:tcPr>
           <w:p>
             <w:r>
-              <w:t>For the oscillator in the Heisenberg picture, solve dâ_H/dt = (i/ℏ)[Ĥ, â_H] = −iω₀â_H and show â_H(t) = â(0)e^(−iω₀t), matching the classical result of Lesson 6, Exercise 16.</w:t>
+              <w:rPr>
+                <w:b/>
+              </w:rPr>
+              <w:t>Core.</w:t>
+            </w:r>
+            <w:r>
+              <w:t xml:space="preserve"> For the oscillator in the Heisenberg picture, solve dâ</w:t>
+            </w:r>
+            <w:r>
+              <w:rPr>
+                <w:vertAlign w:val="subscript"/>
+              </w:rPr>
+              <w:t>H</w:t>
+            </w:r>
+            <w:r>
+              <w:t>/dt = (i/ℏ)[Ĥ, â</w:t>
+            </w:r>
+            <w:r>
+              <w:rPr>
+                <w:vertAlign w:val="subscript"/>
+              </w:rPr>
+              <w:t>H</w:t>
+            </w:r>
+            <w:r>
+              <w:t>] = −iω₀â</w:t>
+            </w:r>
+            <w:r>
+              <w:rPr>
+                <w:vertAlign w:val="subscript"/>
+              </w:rPr>
+              <w:t>H</w:t>
+            </w:r>
+            <w:r>
+              <w:t xml:space="preserve"> and show â</w:t>
+            </w:r>
+            <w:r>
+              <w:rPr>
+                <w:vertAlign w:val="subscript"/>
+              </w:rPr>
+              <w:t>H</w:t>
+            </w:r>
+            <w:r>
+              <w:t>(t) = â(0)e</w:t>
+            </w:r>
+            <w:r>
+              <w:rPr>
+                <w:vertAlign w:val="superscript"/>
+              </w:rPr>
+              <w:t>−iω₀t</w:t>
+            </w:r>
+            <w:r>
+              <w:t>, matching the classical result of Lesson 6, Exercise 16.</w:t>
             </w:r>
           </w:p>
         </w:tc>
@@ -3097,7 +3848,49 @@
           </w:tcPr>
           <w:p>
             <w:r>
-              <w:t>Using x̂_H(t) built from â_H(t) and â_H†(t) of Exercise 14, show that ⟨0|x̂_H(t)|0⟩ = 0 for all t, and explain why a system in its ground state shows no oscillation of ⟨x̂⟩.</w:t>
+              <w:rPr>
+                <w:b/>
+              </w:rPr>
+              <w:t>Extension.</w:t>
+            </w:r>
+            <w:r>
+              <w:t xml:space="preserve"> Using x̂</w:t>
+            </w:r>
+            <w:r>
+              <w:rPr>
+                <w:vertAlign w:val="subscript"/>
+              </w:rPr>
+              <w:t>H</w:t>
+            </w:r>
+            <w:r>
+              <w:t>(t) built from â</w:t>
+            </w:r>
+            <w:r>
+              <w:rPr>
+                <w:vertAlign w:val="subscript"/>
+              </w:rPr>
+              <w:t>H</w:t>
+            </w:r>
+            <w:r>
+              <w:t>(t) and â</w:t>
+            </w:r>
+            <w:r>
+              <w:rPr>
+                <w:vertAlign w:val="subscript"/>
+              </w:rPr>
+              <w:t>H†</w:t>
+            </w:r>
+            <w:r>
+              <w:t>(t) of Exercise 14, show that ⟨0|x̂</w:t>
+            </w:r>
+            <w:r>
+              <w:rPr>
+                <w:vertAlign w:val="subscript"/>
+              </w:rPr>
+              <w:t>H</w:t>
+            </w:r>
+            <w:r>
+              <w:t>(t)|0⟩ = 0 for all t, and explain why a system in its ground state shows no oscillation of ⟨x̂⟩.</w:t>
             </w:r>
           </w:p>
         </w:tc>
@@ -3135,7 +3928,13 @@
           </w:tcPr>
           <w:p>
             <w:r>
-              <w:t>Challenge: for a general wave packet ψ(x,0) with Fourier transform φ̃(k) centered at k₀ with width Δk, use the Taylor expansion of Section 3.2 to show that the packet's spatial width grows as σ(t)² ≈ σ(0)² + (ℏt Δk/m)², and relate this to the uncertainty relation of Lesson 11.</w:t>
+              <w:rPr>
+                <w:b/>
+              </w:rPr>
+              <w:t>Challenge.</w:t>
+            </w:r>
+            <w:r>
+              <w:t xml:space="preserve"> For a general wave packet ψ(x,0) with Fourier transform φ̃(k) centered at k₀ with width Δk, use the Taylor expansion of Section 3.2 to show that the packet's spatial width grows as σ(t)² ≈ σ(0)² + (ℏt Δk/m)², and relate this to the uncertainty relation of Lesson 11.</w:t>
             </w:r>
           </w:p>
         </w:tc>
@@ -3152,6 +3951,14 @@
     <w:p>
       <w:r>
         <w:rPr>
+          <w:i/>
+        </w:rPr>
+        <w:t>Attempt each exercise before reading its solution. If you are stuck, read only the first sentence of the solution, then try again.</w:t>
+      </w:r>
+    </w:p>
+    <w:p>
+      <w:r>
+        <w:rPr>
           <w:b/>
         </w:rPr>
         <w:t>1.</w:t>
@@ -3160,7 +3967,70 @@
         <w:t xml:space="preserve"> </w:t>
       </w:r>
       <w:r>
-        <w:t>cos(kx)e^(−iωt) mixes e^(ikx) and e^(−ikx), which individually require ω = ℏk²/2m for the same ω since the dispersion relation depends only on k², but substituting the sum directly into the equation shows the time derivative acts uniformly while the space derivative gives −k² either way, so in fact cos(kx)e^(−iωt) does solve the equation with ω = ℏk²/2m; writing it as (1/2)(e^(ikx)+e^(−ikx))e^(−iωt) exhibits it as an equal-weight superposition of the two degenerate momentum states +ℏk and −ℏk noted in Worked example 3 of Lesson 11.</w:t>
+        <w:t>cos(kx)e</w:t>
+      </w:r>
+      <w:r>
+        <w:rPr>
+          <w:vertAlign w:val="superscript"/>
+        </w:rPr>
+        <w:t>−iωt</w:t>
+      </w:r>
+      <w:r>
+        <w:t xml:space="preserve"> mixes e</w:t>
+      </w:r>
+      <w:r>
+        <w:rPr>
+          <w:vertAlign w:val="superscript"/>
+        </w:rPr>
+        <w:t>ikx</w:t>
+      </w:r>
+      <w:r>
+        <w:t xml:space="preserve"> and e</w:t>
+      </w:r>
+      <w:r>
+        <w:rPr>
+          <w:vertAlign w:val="superscript"/>
+        </w:rPr>
+        <w:t>−ikx</w:t>
+      </w:r>
+      <w:r>
+        <w:t>, which individually require ω = ℏk²/2m for the same ω since the dispersion relation depends only on k², but substituting the sum directly into the equation shows the time derivative acts uniformly while the space derivative gives −k² either way, so in fact cos(kx)e</w:t>
+      </w:r>
+      <w:r>
+        <w:rPr>
+          <w:vertAlign w:val="superscript"/>
+        </w:rPr>
+        <w:t>−iωt</w:t>
+      </w:r>
+      <w:r>
+        <w:t xml:space="preserve"> does solve the equation with ω = ℏk²/2m; writing it as (1/2)(e</w:t>
+      </w:r>
+      <w:r>
+        <w:rPr>
+          <w:vertAlign w:val="superscript"/>
+        </w:rPr>
+        <w:t>ikx</w:t>
+      </w:r>
+      <w:r>
+        <w:t>+e</w:t>
+      </w:r>
+      <w:r>
+        <w:rPr>
+          <w:vertAlign w:val="superscript"/>
+        </w:rPr>
+        <w:t>−ikx</w:t>
+      </w:r>
+      <w:r>
+        <w:t>)e</w:t>
+      </w:r>
+      <w:r>
+        <w:rPr>
+          <w:vertAlign w:val="superscript"/>
+        </w:rPr>
+        <w:t>−iωt</w:t>
+      </w:r>
+      <w:r>
+        <w:t xml:space="preserve"> exhibits it as an equal-weight superposition of the two degenerate momentum states +ℏk and −ℏk noted in Worked example 3 of Lesson 11.</w:t>
       </w:r>
     </w:p>
     <w:p>
@@ -3174,7 +4044,16 @@
         <w:t xml:space="preserve"> </w:t>
       </w:r>
       <w:r>
-        <w:t>Periodicity forces φ(x) = e^(ikx) with kL = 2πn, n an integer, so k = 2πn/L and Eₙ = ℏ²(2πn/L)²/(2m) = 2π²ℏ²n²/(mL²), doubly degenerate for n ≠ 0 (n and −n give the same energy).</w:t>
+        <w:t>Periodicity forces φ(x) = e</w:t>
+      </w:r>
+      <w:r>
+        <w:rPr>
+          <w:vertAlign w:val="superscript"/>
+        </w:rPr>
+        <w:t>ikx</w:t>
+      </w:r>
+      <w:r>
+        <w:t xml:space="preserve"> with kL = 2πn, n an integer, so k = 2πn/L and Eₙ = ℏ²(2πn/L)²/(2m) = 2π²ℏ²n²/(mL²), doubly degenerate for n ≠ 0 (n and −n give the same energy).</w:t>
       </w:r>
     </w:p>
     <w:p>
@@ -3188,7 +4067,25 @@
         <w:t xml:space="preserve"> </w:t>
       </w:r>
       <w:r>
-        <w:t>ψ(x,t) = φ₁(x)e^(−iE₁t/ℏ), so |ψ|² = |φ₁(x)|²|e^(−iE₁t/ℏ)|² = φ₁(x)², independent of t, as expected for a stationary state.</w:t>
+        <w:t>ψ(x,t) = φ₁(x)e</w:t>
+      </w:r>
+      <w:r>
+        <w:rPr>
+          <w:vertAlign w:val="superscript"/>
+        </w:rPr>
+        <w:t>−iE₁t/ℏ</w:t>
+      </w:r>
+      <w:r>
+        <w:t>, so |ψ|² = |φ₁(x)|²|e</w:t>
+      </w:r>
+      <w:r>
+        <w:rPr>
+          <w:vertAlign w:val="superscript"/>
+        </w:rPr>
+        <w:t>−iE₁t/ℏ</w:t>
+      </w:r>
+      <w:r>
+        <w:t>|² = φ₁(x)², independent of t, as expected for a stationary state.</w:t>
       </w:r>
     </w:p>
     <w:p>
@@ -3202,7 +4099,34 @@
         <w:t xml:space="preserve"> </w:t>
       </w:r>
       <w:r>
-        <w:t>ψ(x,t) = (φ₁e^(−iE₁t/ℏ)+φ₂e^(−iE₂t/ℏ))/√2. Then ⟨x̂⟩(t) = ∫xψ*ψdx includes a cross term 2Re[φ₁φ₂e^(i(E₁−E₂)t/ℏ)]/2 integrated against x, which oscillates at frequency (E₂−E₁)/ℏ; the diagonal terms ∫xφᵢ²dx are each L/2 by symmetry of the well and do not contribute to the oscillation, so the whole time dependence comes from the interference term.</w:t>
+        <w:t>ψ(x,t) = (φ₁e</w:t>
+      </w:r>
+      <w:r>
+        <w:rPr>
+          <w:vertAlign w:val="superscript"/>
+        </w:rPr>
+        <w:t>−iE₁t/ℏ</w:t>
+      </w:r>
+      <w:r>
+        <w:t>+φ₂e</w:t>
+      </w:r>
+      <w:r>
+        <w:rPr>
+          <w:vertAlign w:val="superscript"/>
+        </w:rPr>
+        <w:t>−iE₂t/ℏ</w:t>
+      </w:r>
+      <w:r>
+        <w:t>)/√2. Then ⟨x̂⟩(t) = ∫xψ*ψdx includes a cross term 2Re[φ₁φ₂e</w:t>
+      </w:r>
+      <w:r>
+        <w:rPr>
+          <w:vertAlign w:val="superscript"/>
+        </w:rPr>
+        <w:t>i(E₁−E₂)t/ℏ</w:t>
+      </w:r>
+      <w:r>
+        <w:t>]/2 integrated against x, which oscillates at frequency (E₂−E₁)/ℏ; the diagonal terms ∫xφᵢ²dx are each L/2 by symmetry of the well and do not contribute to the oscillation, so the whole time dependence comes from the interference term.</w:t>
       </w:r>
     </w:p>
     <w:p>
@@ -3286,7 +4210,34 @@
         <w:t xml:space="preserve"> </w:t>
       </w:r>
       <w:r>
-        <w:t>e^(−iĤt₁/ℏ)e^(−iĤt₂/ℏ) = e^(−iĤ(t₁+t₂)/ℏ) since Ĥ commutes with itself, so the exponents simply add, as for ordinary exponentials of commuting quantities. Physically, evolving a system for time t₁ and then for time t₂ must be the same as evolving it once for time t₁+t₂, since the dynamics has no memory of how it got to a given state.</w:t>
+        <w:t>e</w:t>
+      </w:r>
+      <w:r>
+        <w:rPr>
+          <w:vertAlign w:val="superscript"/>
+        </w:rPr>
+        <w:t>−iĤt₁/ℏ</w:t>
+      </w:r>
+      <w:r>
+        <w:t>e</w:t>
+      </w:r>
+      <w:r>
+        <w:rPr>
+          <w:vertAlign w:val="superscript"/>
+        </w:rPr>
+        <w:t>−iĤt₂/ℏ</w:t>
+      </w:r>
+      <w:r>
+        <w:t xml:space="preserve"> = e</w:t>
+      </w:r>
+      <w:r>
+        <w:rPr>
+          <w:vertAlign w:val="superscript"/>
+        </w:rPr>
+        <w:t>−iĤ(t₁+t₂)/ℏ</w:t>
+      </w:r>
+      <w:r>
+        <w:t xml:space="preserve"> since Ĥ commutes with itself, so the exponents simply add, as for ordinary exponentials of commuting quantities. Physically, evolving a system for time t₁ and then for time t₂ must be the same as evolving it once for time t₁+t₂, since the dynamics has no memory of how it got to a given state.</w:t>
       </w:r>
     </w:p>
     <w:p>
@@ -3300,7 +4251,70 @@
         <w:t xml:space="preserve"> </w:t>
       </w:r>
       <w:r>
-        <w:t>iℏ∂_t[φₙe^(−iEₙt/ℏ)] = iℏφₙ(−iEₙ/ℏ)e^(−iEₙt/ℏ) = Eₙφₙe^(−iEₙt/ℏ). Also Ĥ[φₙe^(−iEₙt/ℏ)] = e^(−iEₙt/ℏ)Ĥφₙ = e^(−iEₙt/ℏ)Eₙφₙ, using that Ĥ acts only on x. The two sides match.</w:t>
+        <w:t>iℏ∂</w:t>
+      </w:r>
+      <w:r>
+        <w:rPr>
+          <w:vertAlign w:val="subscript"/>
+        </w:rPr>
+        <w:t>t</w:t>
+      </w:r>
+      <w:r>
+        <w:t>[φₙe</w:t>
+      </w:r>
+      <w:r>
+        <w:rPr>
+          <w:vertAlign w:val="superscript"/>
+        </w:rPr>
+        <w:t>−iEₙt/ℏ</w:t>
+      </w:r>
+      <w:r>
+        <w:t>] = iℏφₙ(−iEₙ/ℏ)e</w:t>
+      </w:r>
+      <w:r>
+        <w:rPr>
+          <w:vertAlign w:val="superscript"/>
+        </w:rPr>
+        <w:t>−iEₙt/ℏ</w:t>
+      </w:r>
+      <w:r>
+        <w:t xml:space="preserve"> = Eₙφₙe</w:t>
+      </w:r>
+      <w:r>
+        <w:rPr>
+          <w:vertAlign w:val="superscript"/>
+        </w:rPr>
+        <w:t>−iEₙt/ℏ</w:t>
+      </w:r>
+      <w:r>
+        <w:t>. Also Ĥ[φₙe</w:t>
+      </w:r>
+      <w:r>
+        <w:rPr>
+          <w:vertAlign w:val="superscript"/>
+        </w:rPr>
+        <w:t>−iEₙt/ℏ</w:t>
+      </w:r>
+      <w:r>
+        <w:t>] = e</w:t>
+      </w:r>
+      <w:r>
+        <w:rPr>
+          <w:vertAlign w:val="superscript"/>
+        </w:rPr>
+        <w:t>−iEₙt/ℏ</w:t>
+      </w:r>
+      <w:r>
+        <w:t>Ĥφₙ = e</w:t>
+      </w:r>
+      <w:r>
+        <w:rPr>
+          <w:vertAlign w:val="superscript"/>
+        </w:rPr>
+        <w:t>−iEₙt/ℏ</w:t>
+      </w:r>
+      <w:r>
+        <w:t>Eₙφₙ, using that Ĥ acts only on x. The two sides match.</w:t>
       </w:r>
     </w:p>
     <w:p>
@@ -3342,7 +4356,52 @@
         <w:t xml:space="preserve"> </w:t>
       </w:r>
       <w:r>
-        <w:t>[Ĥ,â] = ℏω₀[â†â,â] = ℏω₀(−â) from Exercise 7 of Lesson 11, so dâ_H/dt = (i/ℏ)(−ℏω₀â_H) = −iω₀â_H, with solution â_H(t) = â(0)e^(−iω₀t), matching the classical equation of motion of Lesson 6 with a and a* replaced by operators.</w:t>
+        <w:t>[Ĥ,â] = ℏω₀[â†â,â] = ℏω₀(−â) from Exercise 7 of Lesson 11, so dâ</w:t>
+      </w:r>
+      <w:r>
+        <w:rPr>
+          <w:vertAlign w:val="subscript"/>
+        </w:rPr>
+        <w:t>H</w:t>
+      </w:r>
+      <w:r>
+        <w:t>/dt = (i/ℏ)(−ℏω₀â</w:t>
+      </w:r>
+      <w:r>
+        <w:rPr>
+          <w:vertAlign w:val="subscript"/>
+        </w:rPr>
+        <w:t>H</w:t>
+      </w:r>
+      <w:r>
+        <w:t>) = −iω₀â</w:t>
+      </w:r>
+      <w:r>
+        <w:rPr>
+          <w:vertAlign w:val="subscript"/>
+        </w:rPr>
+        <w:t>H</w:t>
+      </w:r>
+      <w:r>
+        <w:t>, with solution â</w:t>
+      </w:r>
+      <w:r>
+        <w:rPr>
+          <w:vertAlign w:val="subscript"/>
+        </w:rPr>
+        <w:t>H</w:t>
+      </w:r>
+      <w:r>
+        <w:t>(t) = â(0)e</w:t>
+      </w:r>
+      <w:r>
+        <w:rPr>
+          <w:vertAlign w:val="superscript"/>
+        </w:rPr>
+        <w:t>−iω₀t</w:t>
+      </w:r>
+      <w:r>
+        <w:t>, matching the classical equation of motion of Lesson 6 with a and a* replaced by operators.</w:t>
       </w:r>
     </w:p>
     <w:p>
@@ -3356,7 +4415,79 @@
         <w:t xml:space="preserve"> </w:t>
       </w:r>
       <w:r>
-        <w:t>x̂_H(t) = √(ℏ/2mω₀)(â_H(t)+â_H†(t)) = √(ℏ/2mω₀)(âe^(−iω₀t)+â†e^(iω₀t)). Then ⟨0|x̂_H(t)|0⟩ = √(ℏ/2mω₀)(⟨0|â|0⟩e^(−iω₀t)+⟨0|â†|0⟩e^(iω₀t)) = 0, since â|0⟩=0 and ⟨0|â† = (â|0⟩)† = 0. The ground state has no preferred phase or amplitude of oscillation, consistent with it being the lowest, most symmetric state of the system.</w:t>
+        <w:t>x̂</w:t>
+      </w:r>
+      <w:r>
+        <w:rPr>
+          <w:vertAlign w:val="subscript"/>
+        </w:rPr>
+        <w:t>H</w:t>
+      </w:r>
+      <w:r>
+        <w:t>(t) = √(ℏ/2mω₀)(â</w:t>
+      </w:r>
+      <w:r>
+        <w:rPr>
+          <w:vertAlign w:val="subscript"/>
+        </w:rPr>
+        <w:t>H</w:t>
+      </w:r>
+      <w:r>
+        <w:t>(t)+â</w:t>
+      </w:r>
+      <w:r>
+        <w:rPr>
+          <w:vertAlign w:val="subscript"/>
+        </w:rPr>
+        <w:t>H†</w:t>
+      </w:r>
+      <w:r>
+        <w:t>(t)) = √(ℏ/2mω₀)(âe</w:t>
+      </w:r>
+      <w:r>
+        <w:rPr>
+          <w:vertAlign w:val="superscript"/>
+        </w:rPr>
+        <w:t>−iω₀t</w:t>
+      </w:r>
+      <w:r>
+        <w:t>+â†e</w:t>
+      </w:r>
+      <w:r>
+        <w:rPr>
+          <w:vertAlign w:val="superscript"/>
+        </w:rPr>
+        <w:t>iω₀t</w:t>
+      </w:r>
+      <w:r>
+        <w:t>). Then ⟨0|x̂</w:t>
+      </w:r>
+      <w:r>
+        <w:rPr>
+          <w:vertAlign w:val="subscript"/>
+        </w:rPr>
+        <w:t>H</w:t>
+      </w:r>
+      <w:r>
+        <w:t>(t)|0⟩ = √(ℏ/2mω₀)(⟨0|â|0⟩e</w:t>
+      </w:r>
+      <w:r>
+        <w:rPr>
+          <w:vertAlign w:val="superscript"/>
+        </w:rPr>
+        <w:t>−iω₀t</w:t>
+      </w:r>
+      <w:r>
+        <w:t>+⟨0|â†|0⟩e</w:t>
+      </w:r>
+      <w:r>
+        <w:rPr>
+          <w:vertAlign w:val="superscript"/>
+        </w:rPr>
+        <w:t>iω₀t</w:t>
+      </w:r>
+      <w:r>
+        <w:t>) = 0, since â|0⟩=0 and ⟨0|â† = (â|0⟩)† = 0. The ground state has no preferred phase or amplitude of oscillation, consistent with it being the lowest, most symmetric state of the system.</w:t>
       </w:r>
     </w:p>
     <w:p>
@@ -3378,71 +4509,12 @@
         <w:pStyle w:val="Heading2"/>
       </w:pPr>
       <w:r>
-        <w:t>Mastery checklist</w:t>
+        <w:t>Mastery check</w:t>
       </w:r>
     </w:p>
     <w:p>
-      <w:pPr>
-        <w:pStyle w:val="ListBullet"/>
-      </w:pPr>
-      <w:r>
-        <w:t>I can derive the Schrödinger equation from the correspondence rule and the classical energy relation.</w:t>
-      </w:r>
-    </w:p>
-    <w:p>
-      <w:pPr>
-        <w:pStyle w:val="ListBullet"/>
-      </w:pPr>
-      <w:r>
-        <w:t>I can solve the time-independent equation for a simple potential and write the corresponding stationary state.</w:t>
-      </w:r>
-    </w:p>
-    <w:p>
-      <w:pPr>
-        <w:pStyle w:val="ListBullet"/>
-      </w:pPr>
-      <w:r>
-        <w:t>I can explain why a free-particle wave packet spreads, using the group-velocity expansion of ω(k).</w:t>
-      </w:r>
-    </w:p>
-    <w:p>
-      <w:pPr>
-        <w:pStyle w:val="ListBullet"/>
-      </w:pPr>
-      <w:r>
-        <w:t>I can solve the harmonic oscillator with ladder operators and state its energy spectrum, including the zero-point energy.</w:t>
-      </w:r>
-    </w:p>
-    <w:p>
-      <w:pPr>
-        <w:pStyle w:val="ListBullet"/>
-      </w:pPr>
-      <w:r>
-        <w:t>I can expand a general initial state in energy eigenstates and write down its time evolution.</w:t>
-      </w:r>
-    </w:p>
-    <w:p>
-      <w:pPr>
-        <w:pStyle w:val="ListBullet"/>
-      </w:pPr>
-      <w:r>
-        <w:t>I can state the definition of U(t) and explain why its unitarity guarantees conservation of probability.</w:t>
-      </w:r>
-    </w:p>
-    <w:p>
-      <w:pPr>
-        <w:pStyle w:val="ListBullet"/>
-      </w:pPr>
-      <w:r>
-        <w:t>I can convert between the Schrödinger and Heisenberg pictures for a simple observable.</w:t>
-      </w:r>
-    </w:p>
-    <w:p>
-      <w:pPr>
-        <w:pStyle w:val="ListBullet"/>
-      </w:pPr>
-      <w:r>
-        <w:t>I can explain in one or two sentences why the Schrödinger equation fails to be Lorentz covariant.</w:t>
+      <w:r>
+        <w:t>Before moving on, do the Core exercises without looking at the solutions and state this lesson's main result from memory. If both go smoothly, continue; if not, reread the sections the missed exercises cite.</w:t>
       </w:r>
     </w:p>
     <w:p>
@@ -3494,7 +4566,7 @@
         <w:color w:val="5A5A5A"/>
         <w:sz w:val="16"/>
       </w:rPr>
-      <w:t>QED Course   Lesson 12</w:t>
+      <w:t>A QED Course   Lesson 12</w:t>
     </w:r>
   </w:p>
 </w:hdr>
